--- a/docs/ingles/Wilson dos Santos - 10December2025.docx
+++ b/docs/ingles/Wilson dos Santos - 10December2025.docx
@@ -611,7 +611,14 @@
                 <w:rFonts w:ascii="Aptos" w:hAnsi="Aptos"/>
                 <w:lang w:val="pt-BR"/>
               </w:rPr>
-              <w:t>are working</w:t>
+              <w:t xml:space="preserve">are </w:t>
+            </w:r>
+            <w:r>
+              <w:rPr>
+                <w:rFonts w:ascii="Aptos" w:hAnsi="Aptos"/>
+                <w:lang w:val="pt-BR"/>
+              </w:rPr>
+              <w:t>working</w:t>
             </w:r>
           </w:p>
         </w:tc>
@@ -750,7 +757,14 @@
                 <w:rFonts w:ascii="Aptos" w:hAnsi="Aptos"/>
                 <w:lang w:val="pt-BR"/>
               </w:rPr>
-              <w:t>is working</w:t>
+              <w:t xml:space="preserve">is </w:t>
+            </w:r>
+            <w:r>
+              <w:rPr>
+                <w:rFonts w:ascii="Aptos" w:hAnsi="Aptos"/>
+                <w:lang w:val="pt-BR"/>
+              </w:rPr>
+              <w:t>working</w:t>
             </w:r>
           </w:p>
         </w:tc>
@@ -889,7 +903,14 @@
                 <w:rFonts w:ascii="Aptos" w:hAnsi="Aptos"/>
                 <w:lang w:val="pt-BR"/>
               </w:rPr>
-              <w:t>is working</w:t>
+              <w:t xml:space="preserve">is </w:t>
+            </w:r>
+            <w:r>
+              <w:rPr>
+                <w:rFonts w:ascii="Aptos" w:hAnsi="Aptos"/>
+                <w:lang w:val="pt-BR"/>
+              </w:rPr>
+              <w:t>working</w:t>
             </w:r>
           </w:p>
         </w:tc>
@@ -934,7 +955,21 @@
                 <w:rFonts w:ascii="Aptos" w:hAnsi="Aptos"/>
                 <w:lang w:val="pt-BR"/>
               </w:rPr>
-              <w:t>is she working?</w:t>
+              <w:t xml:space="preserve">is </w:t>
+            </w:r>
+            <w:r>
+              <w:rPr>
+                <w:rFonts w:ascii="Aptos" w:hAnsi="Aptos"/>
+                <w:lang w:val="pt-BR"/>
+              </w:rPr>
+              <w:t>s</w:t>
+            </w:r>
+            <w:r>
+              <w:rPr>
+                <w:rFonts w:ascii="Aptos" w:hAnsi="Aptos"/>
+                <w:lang w:val="pt-BR"/>
+              </w:rPr>
+              <w:t>he working?</w:t>
             </w:r>
           </w:p>
         </w:tc>
@@ -957,7 +992,21 @@
                 <w:rFonts w:ascii="Aptos" w:hAnsi="Aptos"/>
                 <w:lang w:val="pt-BR"/>
               </w:rPr>
-              <w:t>Yes, she is</w:t>
+              <w:t xml:space="preserve">Yes, </w:t>
+            </w:r>
+            <w:r>
+              <w:rPr>
+                <w:rFonts w:ascii="Aptos" w:hAnsi="Aptos"/>
+                <w:lang w:val="pt-BR"/>
+              </w:rPr>
+              <w:t>s</w:t>
+            </w:r>
+            <w:r>
+              <w:rPr>
+                <w:rFonts w:ascii="Aptos" w:hAnsi="Aptos"/>
+                <w:lang w:val="pt-BR"/>
+              </w:rPr>
+              <w:t>he is</w:t>
             </w:r>
           </w:p>
         </w:tc>
@@ -1028,7 +1077,14 @@
                 <w:rFonts w:ascii="Aptos" w:hAnsi="Aptos"/>
                 <w:lang w:val="pt-BR"/>
               </w:rPr>
-              <w:t>is working</w:t>
+              <w:t xml:space="preserve">is </w:t>
+            </w:r>
+            <w:r>
+              <w:rPr>
+                <w:rFonts w:ascii="Aptos" w:hAnsi="Aptos"/>
+                <w:lang w:val="pt-BR"/>
+              </w:rPr>
+              <w:t>working</w:t>
             </w:r>
           </w:p>
         </w:tc>
@@ -1073,7 +1129,21 @@
                 <w:rFonts w:ascii="Aptos" w:hAnsi="Aptos"/>
                 <w:lang w:val="pt-BR"/>
               </w:rPr>
-              <w:t>is it working?</w:t>
+              <w:t xml:space="preserve">is </w:t>
+            </w:r>
+            <w:r>
+              <w:rPr>
+                <w:rFonts w:ascii="Aptos" w:hAnsi="Aptos"/>
+                <w:lang w:val="pt-BR"/>
+              </w:rPr>
+              <w:t>it</w:t>
+            </w:r>
+            <w:r>
+              <w:rPr>
+                <w:rFonts w:ascii="Aptos" w:hAnsi="Aptos"/>
+                <w:lang w:val="pt-BR"/>
+              </w:rPr>
+              <w:t xml:space="preserve"> working?</w:t>
             </w:r>
           </w:p>
         </w:tc>
@@ -1096,7 +1166,21 @@
                 <w:rFonts w:ascii="Aptos" w:hAnsi="Aptos"/>
                 <w:lang w:val="pt-BR"/>
               </w:rPr>
-              <w:t>Yes, it is</w:t>
+              <w:t xml:space="preserve">Yes, </w:t>
+            </w:r>
+            <w:r>
+              <w:rPr>
+                <w:rFonts w:ascii="Aptos" w:hAnsi="Aptos"/>
+                <w:lang w:val="pt-BR"/>
+              </w:rPr>
+              <w:t>it</w:t>
+            </w:r>
+            <w:r>
+              <w:rPr>
+                <w:rFonts w:ascii="Aptos" w:hAnsi="Aptos"/>
+                <w:lang w:val="pt-BR"/>
+              </w:rPr>
+              <w:t xml:space="preserve"> is</w:t>
             </w:r>
           </w:p>
         </w:tc>
@@ -1212,7 +1296,21 @@
                 <w:rFonts w:ascii="Aptos" w:hAnsi="Aptos"/>
                 <w:lang w:val="pt-BR"/>
               </w:rPr>
-              <w:t>are we working?</w:t>
+              <w:t xml:space="preserve">are </w:t>
+            </w:r>
+            <w:r>
+              <w:rPr>
+                <w:rFonts w:ascii="Aptos" w:hAnsi="Aptos"/>
+                <w:lang w:val="pt-BR"/>
+              </w:rPr>
+              <w:t>we</w:t>
+            </w:r>
+            <w:r>
+              <w:rPr>
+                <w:rFonts w:ascii="Aptos" w:hAnsi="Aptos"/>
+                <w:lang w:val="pt-BR"/>
+              </w:rPr>
+              <w:t xml:space="preserve"> working?</w:t>
             </w:r>
           </w:p>
         </w:tc>
@@ -1504,7 +1602,21 @@
                 <w:rFonts w:ascii="Aptos" w:hAnsi="Aptos"/>
                 <w:lang w:val="pt-BR"/>
               </w:rPr>
-              <w:t>are they working?</w:t>
+              <w:t xml:space="preserve">are </w:t>
+            </w:r>
+            <w:r>
+              <w:rPr>
+                <w:rFonts w:ascii="Aptos" w:hAnsi="Aptos"/>
+                <w:lang w:val="pt-BR"/>
+              </w:rPr>
+              <w:t>they</w:t>
+            </w:r>
+            <w:r>
+              <w:rPr>
+                <w:rFonts w:ascii="Aptos" w:hAnsi="Aptos"/>
+                <w:lang w:val="pt-BR"/>
+              </w:rPr>
+              <w:t xml:space="preserve"> working?</w:t>
             </w:r>
           </w:p>
         </w:tc>
@@ -1527,7 +1639,21 @@
                 <w:rFonts w:ascii="Aptos" w:hAnsi="Aptos"/>
                 <w:lang w:val="pt-BR"/>
               </w:rPr>
-              <w:t>Yes, they are</w:t>
+              <w:t xml:space="preserve">Yes, </w:t>
+            </w:r>
+            <w:r>
+              <w:rPr>
+                <w:rFonts w:ascii="Aptos" w:hAnsi="Aptos"/>
+                <w:lang w:val="pt-BR"/>
+              </w:rPr>
+              <w:t>they</w:t>
+            </w:r>
+            <w:r>
+              <w:rPr>
+                <w:rFonts w:ascii="Aptos" w:hAnsi="Aptos"/>
+                <w:lang w:val="pt-BR"/>
+              </w:rPr>
+              <w:t xml:space="preserve"> are</w:t>
             </w:r>
           </w:p>
         </w:tc>
@@ -7290,7 +7416,6 @@
   <w:style w:type="character" w:default="1" w:styleId="DefaultParagraphFont">
     <w:name w:val="Default Paragraph Font"/>
     <w:uiPriority w:val="1"/>
-    <w:semiHidden/>
     <w:unhideWhenUsed/>
   </w:style>
   <w:style w:type="table" w:default="1" w:styleId="TableNormal">
@@ -7731,10 +7856,4 @@
     </a:ext>
   </a:extLst>
 </a:theme>
-</file>
-
-<file path=docMetadata/LabelInfo.xml><?xml version="1.0" encoding="utf-8"?>
-<clbl:labelList xmlns:clbl="http://schemas.microsoft.com/office/2020/mipLabelMetadata">
-  <clbl:label id="{87867195-f2b8-4ac2-b0b6-6bb73cb33afc}" enabled="1" method="Privileged" siteId="{72f988bf-86f1-41af-91ab-2d7cd011db47}" contentBits="0" removed="0"/>
-</clbl:labelList>
 </file>